--- a/TablesFigures/mod_age_2016_2023_output.docx
+++ b/TablesFigures/mod_age_2016_2023_output.docx
@@ -395,7 +395,7 @@
                 <w:szCs w:val="22"/>
                 <w:color w:val="000000"/>
               </w:rPr>
-              <w:t xml:space="preserve">3.425</w:t>
+              <w:t xml:space="preserve">3.687</w:t>
             </w:r>
           </w:p>
         </w:tc>
@@ -499,7 +499,7 @@
                 <w:szCs w:val="22"/>
                 <w:color w:val="000000"/>
               </w:rPr>
-              <w:t xml:space="preserve">7.39</w:t>
+              <w:t xml:space="preserve">7.933</w:t>
             </w:r>
           </w:p>
         </w:tc>
@@ -551,7 +551,7 @@
                 <w:szCs w:val="22"/>
                 <w:color w:val="000000"/>
               </w:rPr>
-              <w:t xml:space="preserve">1.5e-13 ***</w:t>
+              <w:t xml:space="preserve">2.1e-15 ***</w:t>
             </w:r>
           </w:p>
         </w:tc>
@@ -661,7 +661,7 @@
                 <w:szCs w:val="22"/>
                 <w:color w:val="000000"/>
               </w:rPr>
-              <w:t xml:space="preserve">0.232</w:t>
+              <w:t xml:space="preserve">0.223</w:t>
             </w:r>
           </w:p>
         </w:tc>
@@ -765,7 +765,7 @@
                 <w:szCs w:val="22"/>
                 <w:color w:val="000000"/>
               </w:rPr>
-              <w:t xml:space="preserve">4.928</w:t>
+              <w:t xml:space="preserve">4.799</w:t>
             </w:r>
           </w:p>
         </w:tc>
@@ -817,7 +817,7 @@
                 <w:szCs w:val="22"/>
                 <w:color w:val="000000"/>
               </w:rPr>
-              <w:t xml:space="preserve">8.3e-07 ***</w:t>
+              <w:t xml:space="preserve">1.6e-06 ***</w:t>
             </w:r>
           </w:p>
         </w:tc>
@@ -927,7 +927,7 @@
                 <w:szCs w:val="22"/>
                 <w:color w:val="000000"/>
               </w:rPr>
-              <w:t xml:space="preserve">-0.034</w:t>
+              <w:t xml:space="preserve">-0.038</w:t>
             </w:r>
           </w:p>
         </w:tc>
@@ -1031,7 +1031,7 @@
                 <w:szCs w:val="22"/>
                 <w:color w:val="000000"/>
               </w:rPr>
-              <w:t xml:space="preserve">-2.702</w:t>
+              <w:t xml:space="preserve">-2.987</w:t>
             </w:r>
           </w:p>
         </w:tc>
@@ -1083,7 +1083,7 @@
                 <w:szCs w:val="22"/>
                 <w:color w:val="000000"/>
               </w:rPr>
-              <w:t xml:space="preserve">0.0069 **</w:t>
+              <w:t xml:space="preserve">0.0028 **</w:t>
             </w:r>
           </w:p>
         </w:tc>
@@ -1193,7 +1193,7 @@
                 <w:szCs w:val="22"/>
                 <w:color w:val="000000"/>
               </w:rPr>
-              <w:t xml:space="preserve">0</w:t>
+              <w:t xml:space="preserve">-0.024</w:t>
             </w:r>
           </w:p>
         </w:tc>
@@ -1245,7 +1245,7 @@
                 <w:szCs w:val="22"/>
                 <w:color w:val="000000"/>
               </w:rPr>
-              <w:t xml:space="preserve">0</w:t>
+              <w:t xml:space="preserve">0.01</w:t>
             </w:r>
           </w:p>
         </w:tc>
@@ -1297,7 +1297,7 @@
                 <w:szCs w:val="22"/>
                 <w:color w:val="000000"/>
               </w:rPr>
-              <w:t xml:space="preserve">-3.437</w:t>
+              <w:t xml:space="preserve">-4.027</w:t>
             </w:r>
           </w:p>
         </w:tc>
@@ -1349,7 +1349,7 @@
                 <w:szCs w:val="22"/>
                 <w:color w:val="000000"/>
               </w:rPr>
-              <w:t xml:space="preserve">5.9e-04 ***</w:t>
+              <w:t xml:space="preserve">5.6e-05 ***</w:t>
             </w:r>
           </w:p>
         </w:tc>
@@ -1459,7 +1459,7 @@
                 <w:szCs w:val="22"/>
                 <w:color w:val="000000"/>
               </w:rPr>
-              <w:t xml:space="preserve">2.46</w:t>
+              <w:t xml:space="preserve">2.541</w:t>
             </w:r>
           </w:p>
         </w:tc>
@@ -1511,7 +1511,7 @@
                 <w:szCs w:val="22"/>
                 <w:color w:val="000000"/>
               </w:rPr>
-              <w:t xml:space="preserve">1.568</w:t>
+              <w:t xml:space="preserve">1.594</w:t>
             </w:r>
           </w:p>
         </w:tc>
@@ -1725,7 +1725,7 @@
                 <w:szCs w:val="22"/>
                 <w:color w:val="000000"/>
               </w:rPr>
-              <w:t xml:space="preserve">0.052</w:t>
+              <w:t xml:space="preserve">0.031</w:t>
             </w:r>
           </w:p>
         </w:tc>
@@ -1777,7 +1777,7 @@
                 <w:szCs w:val="22"/>
                 <w:color w:val="000000"/>
               </w:rPr>
-              <w:t xml:space="preserve">0.228</w:t>
+              <w:t xml:space="preserve">0.177</w:t>
             </w:r>
           </w:p>
         </w:tc>

--- a/TablesFigures/mod_age_2016_2023_output.docx
+++ b/TablesFigures/mod_age_2016_2023_output.docx
@@ -19,9 +19,9 @@
       <w:tblGrid>
         <w:gridCol w:w="4422"/>
         <w:gridCol w:w="1266"/>
-        <w:gridCol w:w="961"/>
+        <w:gridCol w:w="839"/>
         <w:gridCol w:w="1034"/>
-        <w:gridCol w:w="1475"/>
+        <w:gridCol w:w="1431"/>
       </w:tblGrid>
       <w:tr>
         <w:trPr>
@@ -395,7 +395,7 @@
                 <w:szCs w:val="22"/>
                 <w:color w:val="000000"/>
               </w:rPr>
-              <w:t xml:space="preserve">3.687</w:t>
+              <w:t xml:space="preserve">4.174</w:t>
             </w:r>
           </w:p>
         </w:tc>
@@ -447,7 +447,7 @@
                 <w:szCs w:val="22"/>
                 <w:color w:val="000000"/>
               </w:rPr>
-              <w:t xml:space="preserve">0.46</w:t>
+              <w:t xml:space="preserve">0.49</w:t>
             </w:r>
           </w:p>
         </w:tc>
@@ -499,7 +499,7 @@
                 <w:szCs w:val="22"/>
                 <w:color w:val="000000"/>
               </w:rPr>
-              <w:t xml:space="preserve">7.933</w:t>
+              <w:t xml:space="preserve">8.446</w:t>
             </w:r>
           </w:p>
         </w:tc>
@@ -551,7 +551,32 @@
                 <w:szCs w:val="22"/>
                 <w:color w:val="000000"/>
               </w:rPr>
-              <w:t xml:space="preserve">2.1e-15 ***</w:t>
+              <w:t xml:space="preserve">3.0</w:t>
+            </w:r>
+            <w:r>
+              <w:rPr>
+                <w:rFonts w:ascii="Helvetica" w:hAnsi="Helvetica" w:eastAsia="Helvetica" w:cs="Helvetica"/>
+                <w:i w:val="false"/>
+                <w:b w:val="false"/>
+                <w:u w:val="none"/>
+                <w:sz w:val="22"/>
+                <w:szCs w:val="22"/>
+                <w:color w:val="000000"/>
+              </w:rPr>
+              <w:t xml:space="preserve"> × 10</w:t>
+            </w:r>
+            <w:r>
+              <w:rPr>
+                <w:rFonts w:ascii="Helvetica" w:hAnsi="Helvetica" w:eastAsia="Helvetica" w:cs="Helvetica"/>
+                <w:i w:val="false"/>
+                <w:b w:val="false"/>
+                <w:u w:val="none"/>
+                <w:vertAlign w:val="superscript"/>
+                <w:sz w:val="22"/>
+                <w:szCs w:val="22"/>
+                <w:color w:val="000000"/>
+              </w:rPr>
+              <w:t xml:space="preserve">-17</w:t>
             </w:r>
           </w:p>
         </w:tc>
@@ -661,7 +686,7 @@
                 <w:szCs w:val="22"/>
                 <w:color w:val="000000"/>
               </w:rPr>
-              <w:t xml:space="preserve">0.223</w:t>
+              <w:t xml:space="preserve">0.231</w:t>
             </w:r>
           </w:p>
         </w:tc>
@@ -765,7 +790,7 @@
                 <w:szCs w:val="22"/>
                 <w:color w:val="000000"/>
               </w:rPr>
-              <w:t xml:space="preserve">4.799</w:t>
+              <w:t xml:space="preserve">4.408</w:t>
             </w:r>
           </w:p>
         </w:tc>
@@ -817,7 +842,32 @@
                 <w:szCs w:val="22"/>
                 <w:color w:val="000000"/>
               </w:rPr>
-              <w:t xml:space="preserve">1.6e-06 ***</w:t>
+              <w:t xml:space="preserve">1.0</w:t>
+            </w:r>
+            <w:r>
+              <w:rPr>
+                <w:rFonts w:ascii="Helvetica" w:hAnsi="Helvetica" w:eastAsia="Helvetica" w:cs="Helvetica"/>
+                <w:i w:val="false"/>
+                <w:b w:val="false"/>
+                <w:u w:val="none"/>
+                <w:sz w:val="22"/>
+                <w:szCs w:val="22"/>
+                <w:color w:val="000000"/>
+              </w:rPr>
+              <w:t xml:space="preserve"> × 10</w:t>
+            </w:r>
+            <w:r>
+              <w:rPr>
+                <w:rFonts w:ascii="Helvetica" w:hAnsi="Helvetica" w:eastAsia="Helvetica" w:cs="Helvetica"/>
+                <w:i w:val="false"/>
+                <w:b w:val="false"/>
+                <w:u w:val="none"/>
+                <w:vertAlign w:val="superscript"/>
+                <w:sz w:val="22"/>
+                <w:szCs w:val="22"/>
+                <w:color w:val="000000"/>
+              </w:rPr>
+              <w:t xml:space="preserve">-5</w:t>
             </w:r>
           </w:p>
         </w:tc>
@@ -875,7 +925,7 @@
                 <w:szCs w:val="22"/>
                 <w:color w:val="000000"/>
               </w:rPr>
-              <w:t xml:space="preserve">Conspecific density</w:t>
+              <w:t xml:space="preserve">Seal density</w:t>
             </w:r>
           </w:p>
         </w:tc>
@@ -927,7 +977,7 @@
                 <w:szCs w:val="22"/>
                 <w:color w:val="000000"/>
               </w:rPr>
-              <w:t xml:space="preserve">-0.038</w:t>
+              <w:t xml:space="preserve">-0.05</w:t>
             </w:r>
           </w:p>
         </w:tc>
@@ -1031,7 +1081,7 @@
                 <w:szCs w:val="22"/>
                 <w:color w:val="000000"/>
               </w:rPr>
-              <w:t xml:space="preserve">-2.987</w:t>
+              <w:t xml:space="preserve">-3.718</w:t>
             </w:r>
           </w:p>
         </w:tc>
@@ -1083,7 +1133,32 @@
                 <w:szCs w:val="22"/>
                 <w:color w:val="000000"/>
               </w:rPr>
-              <w:t xml:space="preserve">0.0028 **</w:t>
+              <w:t xml:space="preserve">2.0</w:t>
+            </w:r>
+            <w:r>
+              <w:rPr>
+                <w:rFonts w:ascii="Helvetica" w:hAnsi="Helvetica" w:eastAsia="Helvetica" w:cs="Helvetica"/>
+                <w:i w:val="false"/>
+                <w:b w:val="false"/>
+                <w:u w:val="none"/>
+                <w:sz w:val="22"/>
+                <w:szCs w:val="22"/>
+                <w:color w:val="000000"/>
+              </w:rPr>
+              <w:t xml:space="preserve"> × 10</w:t>
+            </w:r>
+            <w:r>
+              <w:rPr>
+                <w:rFonts w:ascii="Helvetica" w:hAnsi="Helvetica" w:eastAsia="Helvetica" w:cs="Helvetica"/>
+                <w:i w:val="false"/>
+                <w:b w:val="false"/>
+                <w:u w:val="none"/>
+                <w:vertAlign w:val="superscript"/>
+                <w:sz w:val="22"/>
+                <w:szCs w:val="22"/>
+                <w:color w:val="000000"/>
+              </w:rPr>
+              <w:t xml:space="preserve">-4</w:t>
             </w:r>
           </w:p>
         </w:tc>
@@ -1193,7 +1268,7 @@
                 <w:szCs w:val="22"/>
                 <w:color w:val="000000"/>
               </w:rPr>
-              <w:t xml:space="preserve">-0.024</w:t>
+              <w:t xml:space="preserve">-0.025</w:t>
             </w:r>
           </w:p>
         </w:tc>
@@ -1297,7 +1372,7 @@
                 <w:szCs w:val="22"/>
                 <w:color w:val="000000"/>
               </w:rPr>
-              <w:t xml:space="preserve">-4.027</w:t>
+              <w:t xml:space="preserve">-4.075</w:t>
             </w:r>
           </w:p>
         </w:tc>
@@ -1349,7 +1424,32 @@
                 <w:szCs w:val="22"/>
                 <w:color w:val="000000"/>
               </w:rPr>
-              <w:t xml:space="preserve">5.6e-05 ***</w:t>
+              <w:t xml:space="preserve">5.0</w:t>
+            </w:r>
+            <w:r>
+              <w:rPr>
+                <w:rFonts w:ascii="Helvetica" w:hAnsi="Helvetica" w:eastAsia="Helvetica" w:cs="Helvetica"/>
+                <w:i w:val="false"/>
+                <w:b w:val="false"/>
+                <w:u w:val="none"/>
+                <w:sz w:val="22"/>
+                <w:szCs w:val="22"/>
+                <w:color w:val="000000"/>
+              </w:rPr>
+              <w:t xml:space="preserve"> × 10</w:t>
+            </w:r>
+            <w:r>
+              <w:rPr>
+                <w:rFonts w:ascii="Helvetica" w:hAnsi="Helvetica" w:eastAsia="Helvetica" w:cs="Helvetica"/>
+                <w:i w:val="false"/>
+                <w:b w:val="false"/>
+                <w:u w:val="none"/>
+                <w:vertAlign w:val="superscript"/>
+                <w:sz w:val="22"/>
+                <w:szCs w:val="22"/>
+                <w:color w:val="000000"/>
+              </w:rPr>
+              <w:t xml:space="preserve">-5</w:t>
             </w:r>
           </w:p>
         </w:tc>
@@ -1459,7 +1559,7 @@
                 <w:szCs w:val="22"/>
                 <w:color w:val="000000"/>
               </w:rPr>
-              <w:t xml:space="preserve">2.541</w:t>
+              <w:t xml:space="preserve">3.01</w:t>
             </w:r>
           </w:p>
         </w:tc>
@@ -1511,7 +1611,7 @@
                 <w:szCs w:val="22"/>
                 <w:color w:val="000000"/>
               </w:rPr>
-              <w:t xml:space="preserve">1.594</w:t>
+              <w:t xml:space="preserve"/>
             </w:r>
           </w:p>
         </w:tc>
@@ -1725,7 +1825,7 @@
                 <w:szCs w:val="22"/>
                 <w:color w:val="000000"/>
               </w:rPr>
-              <w:t xml:space="preserve">0.031</w:t>
+              <w:t xml:space="preserve">0.019</w:t>
             </w:r>
           </w:p>
         </w:tc>
@@ -1777,7 +1877,7 @@
                 <w:szCs w:val="22"/>
                 <w:color w:val="000000"/>
               </w:rPr>
-              <w:t xml:space="preserve">0.177</w:t>
+              <w:t xml:space="preserve"/>
             </w:r>
           </w:p>
         </w:tc>
